--- a/docpac_28120326/NOCTI Prep 2.docx
+++ b/docpac_28120326/NOCTI Prep 2.docx
@@ -15,7 +15,15 @@
     </w:p>
     <w:p>
       <w:r>
-        <w:t>Using either Visio or Mermaid Charts, create a flowchart for each problem. Create a folder in this week’s DocPac called “NOCTIPrep1” (check your spaces and capitalization). Inside of that folder, make an additional “</w:t>
+        <w:t>Using either Visio or Mermaid Charts, create a flowchart for each problem. Create a folder in this week’s DocPac called “NOCTIPrep</w:t>
+      </w:r>
+      <w:r>
+        <w:t>2</w:t>
+      </w:r>
+      <w:bookmarkStart w:id="0" w:name="_GoBack"/>
+      <w:bookmarkEnd w:id="0"/>
+      <w:r>
+        <w:t>” (check your spaces and capitalization). Inside of that folder, make an additional “</w:t>
       </w:r>
       <w:proofErr w:type="spellStart"/>
       <w:r>
@@ -766,7 +774,10 @@
         <w:pStyle w:val="Heading1"/>
       </w:pPr>
       <w:r>
-        <w:t>4. ATM Withdrawal Simulator (Loop + Math + Multiple Conditions)</w:t>
+        <w:t xml:space="preserve">4. </w:t>
+      </w:r>
+      <w:r>
+        <w:t>GPA Calculator</w:t>
       </w:r>
     </w:p>
     <w:p>
@@ -1024,8 +1035,6 @@
         </w:rPr>
         <w:t>Calculations</w:t>
       </w:r>
-      <w:bookmarkStart w:id="0" w:name="_GoBack"/>
-      <w:bookmarkEnd w:id="0"/>
     </w:p>
     <w:p/>
     <w:sectPr>
